--- a/README.docx
+++ b/README.docx
@@ -5,24 +5,52 @@
     <w:p>
       <w:pPr>
         <w:rPr>
-          <w:rFonts w:ascii="宋体" w:eastAsia="宋体" w:hAnsi="宋体"/>
-          <w:sz w:val="18"/>
-          <w:szCs w:val="18"/>
-        </w:rPr>
-      </w:pPr>
-      <w:r>
-        <w:rPr>
-          <w:rFonts w:ascii="宋体" w:eastAsia="宋体" w:hAnsi="宋体"/>
-          <w:sz w:val="18"/>
-          <w:szCs w:val="18"/>
-        </w:rPr>
-        <w:t>AutoDrive-AI: 自动驾驶边缘感知与控制系统全栈架构</w:t>
-      </w:r>
-    </w:p>
-    <w:p>
-      <w:pPr>
-        <w:rPr>
-          <w:rFonts w:ascii="宋体" w:eastAsia="宋体" w:hAnsi="宋体"/>
+          <w:rFonts w:ascii="宋体" w:eastAsia="宋体" w:hAnsi="宋体" w:hint="eastAsia"/>
+          <w:sz w:val="18"/>
+          <w:szCs w:val="18"/>
+        </w:rPr>
+      </w:pPr>
+      <w:proofErr w:type="spellStart"/>
+      <w:r>
+        <w:rPr>
+          <w:rFonts w:ascii="宋体" w:eastAsia="宋体" w:hAnsi="宋体"/>
+          <w:sz w:val="18"/>
+          <w:szCs w:val="18"/>
+        </w:rPr>
+        <w:t>AutoDrive</w:t>
+      </w:r>
+      <w:proofErr w:type="spellEnd"/>
+      <w:r>
+        <w:rPr>
+          <w:rFonts w:ascii="宋体" w:eastAsia="宋体" w:hAnsi="宋体"/>
+          <w:sz w:val="18"/>
+          <w:szCs w:val="18"/>
+        </w:rPr>
+        <w:t>-AI: 自动驾驶边缘感知与控制系统全</w:t>
+      </w:r>
+      <w:proofErr w:type="gramStart"/>
+      <w:r>
+        <w:rPr>
+          <w:rFonts w:ascii="宋体" w:eastAsia="宋体" w:hAnsi="宋体"/>
+          <w:sz w:val="18"/>
+          <w:szCs w:val="18"/>
+        </w:rPr>
+        <w:t>栈</w:t>
+      </w:r>
+      <w:proofErr w:type="gramEnd"/>
+      <w:r>
+        <w:rPr>
+          <w:rFonts w:ascii="宋体" w:eastAsia="宋体" w:hAnsi="宋体"/>
+          <w:sz w:val="18"/>
+          <w:szCs w:val="18"/>
+        </w:rPr>
+        <w:t>架构</w:t>
+      </w:r>
+    </w:p>
+    <w:p>
+      <w:pPr>
+        <w:rPr>
+          <w:rFonts w:ascii="宋体" w:eastAsia="宋体" w:hAnsi="宋体" w:hint="eastAsia"/>
           <w:sz w:val="18"/>
           <w:szCs w:val="18"/>
         </w:rPr>
@@ -50,7 +78,25 @@
           <w:sz w:val="18"/>
           <w:szCs w:val="18"/>
         </w:rPr>
-        <w:t>核心技术栈：C++ / CUDA / ROS2</w:t>
+        <w:t>核心技术</w:t>
+      </w:r>
+      <w:proofErr w:type="gramStart"/>
+      <w:r>
+        <w:rPr>
+          <w:rFonts w:ascii="宋体" w:eastAsia="宋体" w:hAnsi="宋体"/>
+          <w:sz w:val="18"/>
+          <w:szCs w:val="18"/>
+        </w:rPr>
+        <w:t>栈</w:t>
+      </w:r>
+      <w:proofErr w:type="gramEnd"/>
+      <w:r>
+        <w:rPr>
+          <w:rFonts w:ascii="宋体" w:eastAsia="宋体" w:hAnsi="宋体"/>
+          <w:sz w:val="18"/>
+          <w:szCs w:val="18"/>
+        </w:rPr>
+        <w:t>：C++ / CUDA / ROS2</w:t>
       </w:r>
       <w:r>
         <w:rPr>
@@ -64,35 +110,71 @@
     <w:p>
       <w:pPr>
         <w:rPr>
-          <w:rFonts w:ascii="宋体" w:eastAsia="宋体" w:hAnsi="宋体"/>
-          <w:sz w:val="18"/>
-          <w:szCs w:val="18"/>
-        </w:rPr>
-      </w:pPr>
-      <w:r>
-        <w:rPr>
-          <w:rFonts w:ascii="宋体" w:eastAsia="宋体" w:hAnsi="宋体"/>
-          <w:sz w:val="18"/>
-          <w:szCs w:val="18"/>
-        </w:rPr>
-        <w:t>硬件平台：Orin_Nano / K230 / RDKX5</w:t>
-      </w:r>
-    </w:p>
-    <w:p>
-      <w:pPr>
-        <w:rPr>
-          <w:rFonts w:ascii="宋体" w:eastAsia="宋体" w:hAnsi="宋体"/>
-          <w:sz w:val="18"/>
-          <w:szCs w:val="18"/>
-        </w:rPr>
-      </w:pPr>
-      <w:r>
-        <w:rPr>
-          <w:rFonts w:ascii="宋体" w:eastAsia="宋体" w:hAnsi="宋体"/>
-          <w:sz w:val="18"/>
-          <w:szCs w:val="18"/>
-        </w:rPr>
-        <w:t>项目概述：本项目记录了从端侧视觉部署到多模态异构融合的完整演进过程。系统涵盖了从顶层 Transformer 动作预测、</w:t>
+          <w:rFonts w:ascii="宋体" w:eastAsia="宋体" w:hAnsi="宋体" w:hint="eastAsia"/>
+          <w:sz w:val="18"/>
+          <w:szCs w:val="18"/>
+        </w:rPr>
+      </w:pPr>
+      <w:r>
+        <w:rPr>
+          <w:rFonts w:ascii="宋体" w:eastAsia="宋体" w:hAnsi="宋体"/>
+          <w:sz w:val="18"/>
+          <w:szCs w:val="18"/>
+        </w:rPr>
+        <w:t>硬件平台：</w:t>
+      </w:r>
+      <w:proofErr w:type="spellStart"/>
+      <w:r>
+        <w:rPr>
+          <w:rFonts w:ascii="宋体" w:eastAsia="宋体" w:hAnsi="宋体"/>
+          <w:sz w:val="18"/>
+          <w:szCs w:val="18"/>
+        </w:rPr>
+        <w:t>Orin_Nano</w:t>
+      </w:r>
+      <w:proofErr w:type="spellEnd"/>
+      <w:r>
+        <w:rPr>
+          <w:rFonts w:ascii="宋体" w:eastAsia="宋体" w:hAnsi="宋体"/>
+          <w:sz w:val="18"/>
+          <w:szCs w:val="18"/>
+        </w:rPr>
+        <w:t xml:space="preserve"> / K230 / RDKX5</w:t>
+      </w:r>
+    </w:p>
+    <w:p>
+      <w:pPr>
+        <w:rPr>
+          <w:rFonts w:ascii="宋体" w:eastAsia="宋体" w:hAnsi="宋体" w:hint="eastAsia"/>
+          <w:sz w:val="18"/>
+          <w:szCs w:val="18"/>
+        </w:rPr>
+      </w:pPr>
+      <w:r>
+        <w:rPr>
+          <w:rFonts w:ascii="宋体" w:eastAsia="宋体" w:hAnsi="宋体"/>
+          <w:sz w:val="18"/>
+          <w:szCs w:val="18"/>
+        </w:rPr>
+        <w:t>项目概述：本项目记录了</w:t>
+      </w:r>
+      <w:proofErr w:type="gramStart"/>
+      <w:r>
+        <w:rPr>
+          <w:rFonts w:ascii="宋体" w:eastAsia="宋体" w:hAnsi="宋体"/>
+          <w:sz w:val="18"/>
+          <w:szCs w:val="18"/>
+        </w:rPr>
+        <w:t>从端侧</w:t>
+      </w:r>
+      <w:proofErr w:type="gramEnd"/>
+      <w:r>
+        <w:rPr>
+          <w:rFonts w:ascii="宋体" w:eastAsia="宋体" w:hAnsi="宋体"/>
+          <w:sz w:val="18"/>
+          <w:szCs w:val="18"/>
+        </w:rPr>
+        <w:t>视觉部署到多模态异构融合的完整演进过程。系统涵盖了从顶层 Transformer 动作预测、</w:t>
       </w:r>
       <w:r>
         <w:rPr>
@@ -124,24 +206,60 @@
           <w:sz w:val="18"/>
           <w:szCs w:val="18"/>
         </w:rPr>
-        <w:t xml:space="preserve"> CAN 协议解析，以及高速物理链路（DC均衡/带宽优化）的全栈工程实践。</w:t>
-      </w:r>
-    </w:p>
-    <w:p>
-      <w:pPr>
-        <w:rPr>
-          <w:rFonts w:ascii="宋体" w:eastAsia="宋体" w:hAnsi="宋体"/>
-          <w:sz w:val="18"/>
-          <w:szCs w:val="18"/>
-        </w:rPr>
-      </w:pPr>
-      <w:r>
-        <w:rPr>
-          <w:rFonts w:ascii="宋体" w:eastAsia="宋体" w:hAnsi="宋体"/>
-          <w:sz w:val="18"/>
-          <w:szCs w:val="18"/>
-        </w:rPr>
-        <w:t>说明：为了保障最佳的查阅体验，本文档正文仅作核心模块梳理</w:t>
+        <w:t xml:space="preserve"> CAN 协议解析，以及高速物理链路（DC均衡/带宽优化）的全</w:t>
+      </w:r>
+      <w:proofErr w:type="gramStart"/>
+      <w:r>
+        <w:rPr>
+          <w:rFonts w:ascii="宋体" w:eastAsia="宋体" w:hAnsi="宋体"/>
+          <w:sz w:val="18"/>
+          <w:szCs w:val="18"/>
+        </w:rPr>
+        <w:t>栈</w:t>
+      </w:r>
+      <w:proofErr w:type="gramEnd"/>
+      <w:r>
+        <w:rPr>
+          <w:rFonts w:ascii="宋体" w:eastAsia="宋体" w:hAnsi="宋体"/>
+          <w:sz w:val="18"/>
+          <w:szCs w:val="18"/>
+        </w:rPr>
+        <w:t>工程实践。</w:t>
+      </w:r>
+    </w:p>
+    <w:p>
+      <w:pPr>
+        <w:rPr>
+          <w:rFonts w:ascii="宋体" w:eastAsia="宋体" w:hAnsi="宋体" w:hint="eastAsia"/>
+          <w:sz w:val="18"/>
+          <w:szCs w:val="18"/>
+        </w:rPr>
+      </w:pPr>
+      <w:r>
+        <w:rPr>
+          <w:rFonts w:ascii="宋体" w:eastAsia="宋体" w:hAnsi="宋体"/>
+          <w:sz w:val="18"/>
+          <w:szCs w:val="18"/>
+        </w:rPr>
+        <w:t>说明：为了保障最佳的查阅体验，本文档正文仅</w:t>
+      </w:r>
+      <w:proofErr w:type="gramStart"/>
+      <w:r>
+        <w:rPr>
+          <w:rFonts w:ascii="宋体" w:eastAsia="宋体" w:hAnsi="宋体"/>
+          <w:sz w:val="18"/>
+          <w:szCs w:val="18"/>
+        </w:rPr>
+        <w:t>作核心</w:t>
+      </w:r>
+      <w:proofErr w:type="gramEnd"/>
+      <w:r>
+        <w:rPr>
+          <w:rFonts w:ascii="宋体" w:eastAsia="宋体" w:hAnsi="宋体"/>
+          <w:sz w:val="18"/>
+          <w:szCs w:val="18"/>
+        </w:rPr>
+        <w:t>模块梳理</w:t>
       </w:r>
       <w:r>
         <w:rPr>
@@ -173,13 +291,31 @@
           <w:sz w:val="18"/>
           <w:szCs w:val="18"/>
         </w:rPr>
-        <w:t>配置文件地址，请统一参阅文档底部的【附录：项目资源访问地址】。</w:t>
-      </w:r>
-    </w:p>
-    <w:p>
-      <w:pPr>
-        <w:rPr>
-          <w:rFonts w:ascii="宋体" w:eastAsia="宋体" w:hAnsi="宋体"/>
+        <w:t>配置文件地址，</w:t>
+      </w:r>
+      <w:proofErr w:type="gramStart"/>
+      <w:r>
+        <w:rPr>
+          <w:rFonts w:ascii="宋体" w:eastAsia="宋体" w:hAnsi="宋体"/>
+          <w:sz w:val="18"/>
+          <w:szCs w:val="18"/>
+        </w:rPr>
+        <w:t>请统一</w:t>
+      </w:r>
+      <w:proofErr w:type="gramEnd"/>
+      <w:r>
+        <w:rPr>
+          <w:rFonts w:ascii="宋体" w:eastAsia="宋体" w:hAnsi="宋体"/>
+          <w:sz w:val="18"/>
+          <w:szCs w:val="18"/>
+        </w:rPr>
+        <w:t>参阅文档底部的【附录：项目资源访问地址】。</w:t>
+      </w:r>
+    </w:p>
+    <w:p>
+      <w:pPr>
+        <w:rPr>
+          <w:rFonts w:ascii="宋体" w:eastAsia="宋体" w:hAnsi="宋体" w:hint="eastAsia"/>
           <w:sz w:val="18"/>
           <w:szCs w:val="18"/>
         </w:rPr>
@@ -191,14 +327,14 @@
           <w:szCs w:val="18"/>
         </w:rPr>
         <w:pict w14:anchorId="1F186589">
-          <v:rect id="_x0000_i1026" style="width:0;height:1.5pt" o:hralign="center" o:hrstd="t" o:hrnoshade="t" o:hr="t" fillcolor="gray" stroked="f"/>
+          <v:rect id="_x0000_i1025" style="width:0;height:1.5pt" o:hralign="center" o:hrstd="t" o:hrnoshade="t" o:hr="t" fillcolor="gray" stroked="f"/>
         </w:pict>
       </w:r>
     </w:p>
     <w:p>
       <w:pPr>
         <w:rPr>
-          <w:rFonts w:ascii="宋体" w:eastAsia="宋体" w:hAnsi="宋体"/>
+          <w:rFonts w:ascii="宋体" w:eastAsia="宋体" w:hAnsi="宋体" w:hint="eastAsia"/>
           <w:sz w:val="18"/>
           <w:szCs w:val="18"/>
         </w:rPr>
@@ -215,35 +351,89 @@
     <w:p>
       <w:pPr>
         <w:rPr>
-          <w:rFonts w:ascii="宋体" w:eastAsia="宋体" w:hAnsi="宋体"/>
-          <w:sz w:val="18"/>
-          <w:szCs w:val="18"/>
-        </w:rPr>
-      </w:pPr>
-      <w:r>
-        <w:rPr>
-          <w:rFonts w:ascii="宋体" w:eastAsia="宋体" w:hAnsi="宋体"/>
-          <w:sz w:val="18"/>
-          <w:szCs w:val="18"/>
-        </w:rPr>
-        <w:t>01. ROS2 端侧部署与视觉跟踪 (基础构建)</w:t>
-      </w:r>
-    </w:p>
-    <w:p>
-      <w:pPr>
-        <w:rPr>
-          <w:rFonts w:ascii="宋体" w:eastAsia="宋体" w:hAnsi="宋体"/>
-          <w:sz w:val="18"/>
-          <w:szCs w:val="18"/>
-        </w:rPr>
-      </w:pPr>
-      <w:r>
-        <w:rPr>
-          <w:rFonts w:ascii="宋体" w:eastAsia="宋体" w:hAnsi="宋体"/>
-          <w:sz w:val="18"/>
-          <w:szCs w:val="18"/>
-        </w:rPr>
-        <w:t>核心功能：基于 Nvidia Jetson Orin Nano 与 ROS2 实现小车自动抓取、巡径行走与动作标识。利用 DeepStream 压榨 GPU 加速性能，验证多种视觉跟踪与 Transformer 动作预测模型。</w:t>
+          <w:rFonts w:ascii="宋体" w:eastAsia="宋体" w:hAnsi="宋体" w:hint="eastAsia"/>
+          <w:sz w:val="18"/>
+          <w:szCs w:val="18"/>
+        </w:rPr>
+      </w:pPr>
+      <w:r>
+        <w:rPr>
+          <w:rFonts w:ascii="宋体" w:eastAsia="宋体" w:hAnsi="宋体"/>
+          <w:sz w:val="18"/>
+          <w:szCs w:val="18"/>
+        </w:rPr>
+        <w:t xml:space="preserve">01. ROS2 </w:t>
+      </w:r>
+      <w:proofErr w:type="gramStart"/>
+      <w:r>
+        <w:rPr>
+          <w:rFonts w:ascii="宋体" w:eastAsia="宋体" w:hAnsi="宋体"/>
+          <w:sz w:val="18"/>
+          <w:szCs w:val="18"/>
+        </w:rPr>
+        <w:t>端侧部署</w:t>
+      </w:r>
+      <w:proofErr w:type="gramEnd"/>
+      <w:r>
+        <w:rPr>
+          <w:rFonts w:ascii="宋体" w:eastAsia="宋体" w:hAnsi="宋体"/>
+          <w:sz w:val="18"/>
+          <w:szCs w:val="18"/>
+        </w:rPr>
+        <w:t>与视觉跟踪 (基础构建)</w:t>
+      </w:r>
+    </w:p>
+    <w:p>
+      <w:pPr>
+        <w:rPr>
+          <w:rFonts w:ascii="宋体" w:eastAsia="宋体" w:hAnsi="宋体" w:hint="eastAsia"/>
+          <w:sz w:val="18"/>
+          <w:szCs w:val="18"/>
+        </w:rPr>
+      </w:pPr>
+      <w:r>
+        <w:rPr>
+          <w:rFonts w:ascii="宋体" w:eastAsia="宋体" w:hAnsi="宋体"/>
+          <w:sz w:val="18"/>
+          <w:szCs w:val="18"/>
+        </w:rPr>
+        <w:t>核心功能：基于 Nvidia Jetson Orin Nano 与 ROS2 实现小车自动抓取、</w:t>
+      </w:r>
+      <w:proofErr w:type="gramStart"/>
+      <w:r>
+        <w:rPr>
+          <w:rFonts w:ascii="宋体" w:eastAsia="宋体" w:hAnsi="宋体"/>
+          <w:sz w:val="18"/>
+          <w:szCs w:val="18"/>
+        </w:rPr>
+        <w:t>巡径行走</w:t>
+      </w:r>
+      <w:proofErr w:type="gramEnd"/>
+      <w:r>
+        <w:rPr>
+          <w:rFonts w:ascii="宋体" w:eastAsia="宋体" w:hAnsi="宋体"/>
+          <w:sz w:val="18"/>
+          <w:szCs w:val="18"/>
+        </w:rPr>
+        <w:t xml:space="preserve">与动作标识。利用 </w:t>
+      </w:r>
+      <w:proofErr w:type="spellStart"/>
+      <w:r>
+        <w:rPr>
+          <w:rFonts w:ascii="宋体" w:eastAsia="宋体" w:hAnsi="宋体"/>
+          <w:sz w:val="18"/>
+          <w:szCs w:val="18"/>
+        </w:rPr>
+        <w:t>DeepStream</w:t>
+      </w:r>
+      <w:proofErr w:type="spellEnd"/>
+      <w:r>
+        <w:rPr>
+          <w:rFonts w:ascii="宋体" w:eastAsia="宋体" w:hAnsi="宋体"/>
+          <w:sz w:val="18"/>
+          <w:szCs w:val="18"/>
+        </w:rPr>
+        <w:t xml:space="preserve"> 压榨 GPU 加速性能，验证多种视觉跟踪与 Transformer 动作预测模型。</w:t>
       </w:r>
     </w:p>
     <w:p>
@@ -307,7 +497,7 @@
     <w:p>
       <w:pPr>
         <w:rPr>
-          <w:rFonts w:ascii="宋体" w:eastAsia="宋体" w:hAnsi="宋体"/>
+          <w:rFonts w:ascii="宋体" w:eastAsia="宋体" w:hAnsi="宋体" w:hint="eastAsia"/>
           <w:sz w:val="18"/>
           <w:szCs w:val="18"/>
         </w:rPr>
@@ -324,7 +514,7 @@
     <w:p>
       <w:pPr>
         <w:rPr>
-          <w:rFonts w:ascii="宋体" w:eastAsia="宋体" w:hAnsi="宋体"/>
+          <w:rFonts w:ascii="宋体" w:eastAsia="宋体" w:hAnsi="宋体" w:hint="eastAsia"/>
           <w:sz w:val="18"/>
           <w:szCs w:val="18"/>
         </w:rPr>
@@ -449,7 +639,7 @@
     <w:p>
       <w:pPr>
         <w:rPr>
-          <w:rFonts w:ascii="宋体" w:eastAsia="宋体" w:hAnsi="宋体"/>
+          <w:rFonts w:ascii="宋体" w:eastAsia="宋体" w:hAnsi="宋体" w:hint="eastAsia"/>
           <w:sz w:val="18"/>
           <w:szCs w:val="18"/>
         </w:rPr>
@@ -466,7 +656,7 @@
     <w:p>
       <w:pPr>
         <w:rPr>
-          <w:rFonts w:ascii="宋体" w:eastAsia="宋体" w:hAnsi="宋体"/>
+          <w:rFonts w:ascii="宋体" w:eastAsia="宋体" w:hAnsi="宋体" w:hint="eastAsia"/>
           <w:sz w:val="18"/>
           <w:szCs w:val="18"/>
         </w:rPr>
@@ -607,7 +797,7 @@
     <w:p>
       <w:pPr>
         <w:rPr>
-          <w:rFonts w:ascii="宋体" w:eastAsia="宋体" w:hAnsi="宋体"/>
+          <w:rFonts w:ascii="宋体" w:eastAsia="宋体" w:hAnsi="宋体" w:hint="eastAsia"/>
           <w:sz w:val="18"/>
           <w:szCs w:val="18"/>
         </w:rPr>
@@ -635,13 +825,47 @@
           <w:sz w:val="18"/>
           <w:szCs w:val="18"/>
         </w:rPr>
-        <w:t>核心功能：完成 UM982 RTK 基准站与移动站的完整 4G 链路搭建与配置，解决安装方向纠偏等工程问题，提供厘米级绝对定位基准。</w:t>
-      </w:r>
-    </w:p>
-    <w:p>
-      <w:pPr>
-        <w:rPr>
-          <w:rFonts w:ascii="宋体" w:eastAsia="宋体" w:hAnsi="宋体"/>
+        <w:t>核心功能：完成 UM982 RTK 基准站与移动站的完整 4G 链路搭建与配置，解决安装方向纠偏等工程问题，提供</w:t>
+      </w:r>
+      <w:proofErr w:type="gramStart"/>
+      <w:r>
+        <w:rPr>
+          <w:rFonts w:ascii="宋体" w:eastAsia="宋体" w:hAnsi="宋体"/>
+          <w:sz w:val="18"/>
+          <w:szCs w:val="18"/>
+        </w:rPr>
+        <w:t>厘米级</w:t>
+      </w:r>
+      <w:proofErr w:type="gramEnd"/>
+      <w:r>
+        <w:rPr>
+          <w:rFonts w:ascii="宋体" w:eastAsia="宋体" w:hAnsi="宋体"/>
+          <w:sz w:val="18"/>
+          <w:szCs w:val="18"/>
+        </w:rPr>
+        <w:t>绝对定位基准</w:t>
+      </w:r>
+      <w:r>
+        <w:rPr>
+          <w:rFonts w:ascii="宋体" w:eastAsia="宋体" w:hAnsi="宋体" w:hint="eastAsia"/>
+          <w:sz w:val="18"/>
+          <w:szCs w:val="18"/>
+        </w:rPr>
+        <w:t>，校准IMU，配合PX6C的EKF3实现了经纬度导航</w:t>
+      </w:r>
+      <w:r>
+        <w:rPr>
+          <w:rFonts w:ascii="宋体" w:eastAsia="宋体" w:hAnsi="宋体"/>
+          <w:sz w:val="18"/>
+          <w:szCs w:val="18"/>
+        </w:rPr>
+        <w:t>。</w:t>
+      </w:r>
+    </w:p>
+    <w:p>
+      <w:pPr>
+        <w:rPr>
+          <w:rFonts w:ascii="宋体" w:eastAsia="宋体" w:hAnsi="宋体" w:hint="eastAsia"/>
           <w:sz w:val="18"/>
           <w:szCs w:val="18"/>
         </w:rPr>
@@ -658,7 +882,7 @@
     <w:p>
       <w:pPr>
         <w:rPr>
-          <w:rFonts w:ascii="宋体" w:eastAsia="宋体" w:hAnsi="宋体"/>
+          <w:rFonts w:ascii="宋体" w:eastAsia="宋体" w:hAnsi="宋体" w:hint="eastAsia"/>
           <w:sz w:val="18"/>
           <w:szCs w:val="18"/>
         </w:rPr>
@@ -675,7 +899,7 @@
     <w:p>
       <w:pPr>
         <w:rPr>
-          <w:rFonts w:ascii="宋体" w:eastAsia="宋体" w:hAnsi="宋体"/>
+          <w:rFonts w:ascii="宋体" w:eastAsia="宋体" w:hAnsi="宋体" w:hint="eastAsia"/>
           <w:sz w:val="18"/>
           <w:szCs w:val="18"/>
         </w:rPr>
@@ -692,7 +916,7 @@
     <w:p>
       <w:pPr>
         <w:rPr>
-          <w:rFonts w:ascii="宋体" w:eastAsia="宋体" w:hAnsi="宋体"/>
+          <w:rFonts w:ascii="宋体" w:eastAsia="宋体" w:hAnsi="宋体" w:hint="eastAsia"/>
           <w:sz w:val="18"/>
           <w:szCs w:val="18"/>
         </w:rPr>
@@ -709,7 +933,7 @@
     <w:p>
       <w:pPr>
         <w:rPr>
-          <w:rFonts w:ascii="宋体" w:eastAsia="宋体" w:hAnsi="宋体"/>
+          <w:rFonts w:ascii="宋体" w:eastAsia="宋体" w:hAnsi="宋体" w:hint="eastAsia"/>
           <w:sz w:val="18"/>
           <w:szCs w:val="18"/>
         </w:rPr>
@@ -727,7 +951,7 @@
     <w:p>
       <w:pPr>
         <w:rPr>
-          <w:rFonts w:ascii="宋体" w:eastAsia="宋体" w:hAnsi="宋体"/>
+          <w:rFonts w:ascii="宋体" w:eastAsia="宋体" w:hAnsi="宋体" w:hint="eastAsia"/>
           <w:sz w:val="18"/>
           <w:szCs w:val="18"/>
         </w:rPr>
@@ -744,7 +968,7 @@
     <w:p>
       <w:pPr>
         <w:rPr>
-          <w:rFonts w:ascii="宋体" w:eastAsia="宋体" w:hAnsi="宋体"/>
+          <w:rFonts w:ascii="宋体" w:eastAsia="宋体" w:hAnsi="宋体" w:hint="eastAsia"/>
           <w:sz w:val="18"/>
           <w:szCs w:val="18"/>
         </w:rPr>
@@ -761,35 +985,71 @@
     <w:p>
       <w:pPr>
         <w:rPr>
-          <w:rFonts w:ascii="宋体" w:eastAsia="宋体" w:hAnsi="宋体"/>
-          <w:sz w:val="18"/>
-          <w:szCs w:val="18"/>
-        </w:rPr>
-      </w:pPr>
-      <w:r>
-        <w:rPr>
-          <w:rFonts w:ascii="宋体" w:eastAsia="宋体" w:hAnsi="宋体"/>
-          <w:sz w:val="18"/>
-          <w:szCs w:val="18"/>
-        </w:rPr>
-        <w:t>核心功能：利用双摄架构，结合 YOLO 26 模型，提取压线、膨胀、视差等仿生直觉信息。完美实现低成本、低延迟的高速避障与紧急刹停。</w:t>
-      </w:r>
-    </w:p>
-    <w:p>
-      <w:pPr>
-        <w:rPr>
-          <w:rFonts w:ascii="宋体" w:eastAsia="宋体" w:hAnsi="宋体"/>
-          <w:sz w:val="18"/>
-          <w:szCs w:val="18"/>
-        </w:rPr>
-      </w:pPr>
-      <w:r>
-        <w:rPr>
-          <w:rFonts w:ascii="宋体" w:eastAsia="宋体" w:hAnsi="宋体"/>
-          <w:sz w:val="18"/>
-          <w:szCs w:val="18"/>
-        </w:rPr>
-        <w:t>物理层突破：成功解决高速视频流传输中的 DC 均衡编码断链问题，以及恶劣环境噪点导致的带宽激增溢出问题，保障物理链路绝对稳定。</w:t>
+          <w:rFonts w:ascii="宋体" w:eastAsia="宋体" w:hAnsi="宋体" w:hint="eastAsia"/>
+          <w:sz w:val="18"/>
+          <w:szCs w:val="18"/>
+        </w:rPr>
+      </w:pPr>
+      <w:r>
+        <w:rPr>
+          <w:rFonts w:ascii="宋体" w:eastAsia="宋体" w:hAnsi="宋体"/>
+          <w:sz w:val="18"/>
+          <w:szCs w:val="18"/>
+        </w:rPr>
+        <w:t>核心功能：</w:t>
+      </w:r>
+      <w:proofErr w:type="gramStart"/>
+      <w:r>
+        <w:rPr>
+          <w:rFonts w:ascii="宋体" w:eastAsia="宋体" w:hAnsi="宋体"/>
+          <w:sz w:val="18"/>
+          <w:szCs w:val="18"/>
+        </w:rPr>
+        <w:t>利用双摄架构</w:t>
+      </w:r>
+      <w:proofErr w:type="gramEnd"/>
+      <w:r>
+        <w:rPr>
+          <w:rFonts w:ascii="宋体" w:eastAsia="宋体" w:hAnsi="宋体"/>
+          <w:sz w:val="18"/>
+          <w:szCs w:val="18"/>
+        </w:rPr>
+        <w:t>，结合 YOLO 26 模型，提取压线、膨胀、视差等仿生直觉信息。完美实现低成本、低延迟的高速避障与紧急刹停。</w:t>
+      </w:r>
+    </w:p>
+    <w:p>
+      <w:pPr>
+        <w:rPr>
+          <w:rFonts w:ascii="宋体" w:eastAsia="宋体" w:hAnsi="宋体" w:hint="eastAsia"/>
+          <w:sz w:val="18"/>
+          <w:szCs w:val="18"/>
+        </w:rPr>
+      </w:pPr>
+      <w:r>
+        <w:rPr>
+          <w:rFonts w:ascii="宋体" w:eastAsia="宋体" w:hAnsi="宋体"/>
+          <w:sz w:val="18"/>
+          <w:szCs w:val="18"/>
+        </w:rPr>
+        <w:t>物理层突破：成功解决高速视频流传输中的 DC 均衡编码断链问题，以及恶劣环境</w:t>
+      </w:r>
+      <w:proofErr w:type="gramStart"/>
+      <w:r>
+        <w:rPr>
+          <w:rFonts w:ascii="宋体" w:eastAsia="宋体" w:hAnsi="宋体"/>
+          <w:sz w:val="18"/>
+          <w:szCs w:val="18"/>
+        </w:rPr>
+        <w:t>噪点导致</w:t>
+      </w:r>
+      <w:proofErr w:type="gramEnd"/>
+      <w:r>
+        <w:rPr>
+          <w:rFonts w:ascii="宋体" w:eastAsia="宋体" w:hAnsi="宋体"/>
+          <w:sz w:val="18"/>
+          <w:szCs w:val="18"/>
+        </w:rPr>
+        <w:t>的带宽激增溢出问题，保障物理链路绝对稳定。</w:t>
       </w:r>
     </w:p>
     <w:p>
@@ -853,24 +1113,42 @@
     <w:p>
       <w:pPr>
         <w:rPr>
-          <w:rFonts w:ascii="宋体" w:eastAsia="宋体" w:hAnsi="宋体"/>
-          <w:sz w:val="18"/>
-          <w:szCs w:val="18"/>
-        </w:rPr>
-      </w:pPr>
-      <w:r>
-        <w:rPr>
-          <w:rFonts w:ascii="宋体" w:eastAsia="宋体" w:hAnsi="宋体"/>
-          <w:sz w:val="18"/>
-          <w:szCs w:val="18"/>
-        </w:rPr>
-        <w:t>注：本项目重点展示从算法推理到底层硬件调度的全栈工程落地能力。</w:t>
-      </w:r>
-    </w:p>
-    <w:p>
-      <w:pPr>
-        <w:rPr>
-          <w:rFonts w:ascii="宋体" w:eastAsia="宋体" w:hAnsi="宋体"/>
+          <w:rFonts w:ascii="宋体" w:eastAsia="宋体" w:hAnsi="宋体" w:hint="eastAsia"/>
+          <w:sz w:val="18"/>
+          <w:szCs w:val="18"/>
+        </w:rPr>
+      </w:pPr>
+      <w:r>
+        <w:rPr>
+          <w:rFonts w:ascii="宋体" w:eastAsia="宋体" w:hAnsi="宋体"/>
+          <w:sz w:val="18"/>
+          <w:szCs w:val="18"/>
+        </w:rPr>
+        <w:t>注：本项目重点展示从算法推理到底层硬件调度的全</w:t>
+      </w:r>
+      <w:proofErr w:type="gramStart"/>
+      <w:r>
+        <w:rPr>
+          <w:rFonts w:ascii="宋体" w:eastAsia="宋体" w:hAnsi="宋体"/>
+          <w:sz w:val="18"/>
+          <w:szCs w:val="18"/>
+        </w:rPr>
+        <w:t>栈</w:t>
+      </w:r>
+      <w:proofErr w:type="gramEnd"/>
+      <w:r>
+        <w:rPr>
+          <w:rFonts w:ascii="宋体" w:eastAsia="宋体" w:hAnsi="宋体"/>
+          <w:sz w:val="18"/>
+          <w:szCs w:val="18"/>
+        </w:rPr>
+        <w:t>工程落地能力。</w:t>
+      </w:r>
+    </w:p>
+    <w:p>
+      <w:pPr>
+        <w:rPr>
+          <w:rFonts w:ascii="宋体" w:eastAsia="宋体" w:hAnsi="宋体" w:hint="eastAsia"/>
           <w:sz w:val="18"/>
           <w:szCs w:val="18"/>
         </w:rPr>
@@ -882,14 +1160,14 @@
           <w:szCs w:val="18"/>
         </w:rPr>
         <w:pict w14:anchorId="05FBF2EB">
-          <v:rect id="_x0000_i1027" style="width:0;height:1.5pt" o:hralign="center" o:hrstd="t" o:hrnoshade="t" o:hr="t" fillcolor="gray" stroked="f"/>
+          <v:rect id="_x0000_i1026" style="width:0;height:1.5pt" o:hralign="center" o:hrstd="t" o:hrnoshade="t" o:hr="t" fillcolor="gray" stroked="f"/>
         </w:pict>
       </w:r>
     </w:p>
     <w:p>
       <w:pPr>
         <w:rPr>
-          <w:rFonts w:ascii="宋体" w:eastAsia="宋体" w:hAnsi="宋体"/>
+          <w:rFonts w:ascii="宋体" w:eastAsia="宋体" w:hAnsi="宋体" w:hint="eastAsia"/>
           <w:sz w:val="18"/>
           <w:szCs w:val="18"/>
         </w:rPr>
@@ -906,7 +1184,7 @@
     <w:p>
       <w:pPr>
         <w:rPr>
-          <w:rFonts w:ascii="宋体" w:eastAsia="宋体" w:hAnsi="宋体"/>
+          <w:rFonts w:ascii="宋体" w:eastAsia="宋体" w:hAnsi="宋体" w:hint="eastAsia"/>
           <w:sz w:val="18"/>
           <w:szCs w:val="18"/>
         </w:rPr>
@@ -923,7 +1201,7 @@
     <w:p>
       <w:pPr>
         <w:rPr>
-          <w:rFonts w:ascii="宋体" w:eastAsia="宋体" w:hAnsi="宋体"/>
+          <w:rFonts w:ascii="宋体" w:eastAsia="宋体" w:hAnsi="宋体" w:hint="eastAsia"/>
           <w:sz w:val="18"/>
           <w:szCs w:val="18"/>
         </w:rPr>
@@ -943,7 +1221,7 @@
     <w:p>
       <w:pPr>
         <w:rPr>
-          <w:rFonts w:ascii="宋体" w:eastAsia="宋体" w:hAnsi="宋体"/>
+          <w:rFonts w:ascii="宋体" w:eastAsia="宋体" w:hAnsi="宋体" w:hint="eastAsia"/>
           <w:sz w:val="18"/>
           <w:szCs w:val="18"/>
         </w:rPr>
@@ -960,7 +1238,7 @@
     <w:p>
       <w:pPr>
         <w:rPr>
-          <w:rFonts w:ascii="宋体" w:eastAsia="宋体" w:hAnsi="宋体"/>
+          <w:rFonts w:ascii="宋体" w:eastAsia="宋体" w:hAnsi="宋体" w:hint="eastAsia"/>
           <w:sz w:val="18"/>
           <w:szCs w:val="18"/>
         </w:rPr>
@@ -980,24 +1258,42 @@
     <w:p>
       <w:pPr>
         <w:rPr>
-          <w:rFonts w:ascii="宋体" w:eastAsia="宋体" w:hAnsi="宋体"/>
-          <w:sz w:val="18"/>
-          <w:szCs w:val="18"/>
-        </w:rPr>
-      </w:pPr>
-      <w:r>
-        <w:rPr>
-          <w:rFonts w:ascii="宋体" w:eastAsia="宋体" w:hAnsi="宋体"/>
-          <w:sz w:val="18"/>
-          <w:szCs w:val="18"/>
-        </w:rPr>
-        <w:t>[03 模块源码与视频] UAV_Action_Prediction_Trial 目录：</w:t>
-      </w:r>
-    </w:p>
-    <w:p>
-      <w:pPr>
-        <w:rPr>
-          <w:rFonts w:ascii="宋体" w:eastAsia="宋体" w:hAnsi="宋体"/>
+          <w:rFonts w:ascii="宋体" w:eastAsia="宋体" w:hAnsi="宋体" w:hint="eastAsia"/>
+          <w:sz w:val="18"/>
+          <w:szCs w:val="18"/>
+        </w:rPr>
+      </w:pPr>
+      <w:r>
+        <w:rPr>
+          <w:rFonts w:ascii="宋体" w:eastAsia="宋体" w:hAnsi="宋体"/>
+          <w:sz w:val="18"/>
+          <w:szCs w:val="18"/>
+        </w:rPr>
+        <w:t xml:space="preserve">[03 模块源码与视频] </w:t>
+      </w:r>
+      <w:proofErr w:type="spellStart"/>
+      <w:r>
+        <w:rPr>
+          <w:rFonts w:ascii="宋体" w:eastAsia="宋体" w:hAnsi="宋体"/>
+          <w:sz w:val="18"/>
+          <w:szCs w:val="18"/>
+        </w:rPr>
+        <w:t>UAV_Action_Prediction_Trial</w:t>
+      </w:r>
+      <w:proofErr w:type="spellEnd"/>
+      <w:r>
+        <w:rPr>
+          <w:rFonts w:ascii="宋体" w:eastAsia="宋体" w:hAnsi="宋体"/>
+          <w:sz w:val="18"/>
+          <w:szCs w:val="18"/>
+        </w:rPr>
+        <w:t xml:space="preserve"> 目录：</w:t>
+      </w:r>
+    </w:p>
+    <w:p>
+      <w:pPr>
+        <w:rPr>
+          <w:rFonts w:ascii="宋体" w:eastAsia="宋体" w:hAnsi="宋体" w:hint="eastAsia"/>
           <w:sz w:val="18"/>
           <w:szCs w:val="18"/>
         </w:rPr>
@@ -1017,7 +1313,7 @@
     <w:p>
       <w:pPr>
         <w:rPr>
-          <w:rFonts w:ascii="宋体" w:eastAsia="宋体" w:hAnsi="宋体"/>
+          <w:rFonts w:ascii="宋体" w:eastAsia="宋体" w:hAnsi="宋体" w:hint="eastAsia"/>
           <w:sz w:val="18"/>
           <w:szCs w:val="18"/>
         </w:rPr>
@@ -1034,7 +1330,7 @@
     <w:p>
       <w:pPr>
         <w:rPr>
-          <w:rFonts w:ascii="宋体" w:eastAsia="宋体" w:hAnsi="宋体"/>
+          <w:rFonts w:ascii="宋体" w:eastAsia="宋体" w:hAnsi="宋体" w:hint="eastAsia"/>
           <w:sz w:val="18"/>
           <w:szCs w:val="18"/>
         </w:rPr>
@@ -1054,7 +1350,7 @@
     <w:p>
       <w:pPr>
         <w:rPr>
-          <w:rFonts w:ascii="宋体" w:eastAsia="宋体" w:hAnsi="宋体"/>
+          <w:rFonts w:ascii="宋体" w:eastAsia="宋体" w:hAnsi="宋体" w:hint="eastAsia"/>
           <w:sz w:val="18"/>
           <w:szCs w:val="18"/>
         </w:rPr>
@@ -1071,7 +1367,7 @@
     <w:p>
       <w:pPr>
         <w:rPr>
-          <w:rFonts w:ascii="宋体" w:eastAsia="宋体" w:hAnsi="宋体"/>
+          <w:rFonts w:ascii="宋体" w:eastAsia="宋体" w:hAnsi="宋体" w:hint="eastAsia"/>
           <w:sz w:val="18"/>
           <w:szCs w:val="18"/>
         </w:rPr>
@@ -1091,7 +1387,7 @@
     <w:p>
       <w:pPr>
         <w:rPr>
-          <w:rFonts w:ascii="宋体" w:eastAsia="宋体" w:hAnsi="宋体"/>
+          <w:rFonts w:ascii="宋体" w:eastAsia="宋体" w:hAnsi="宋体" w:hint="eastAsia"/>
           <w:sz w:val="18"/>
           <w:szCs w:val="18"/>
         </w:rPr>
@@ -1108,7 +1404,7 @@
     <w:p>
       <w:pPr>
         <w:rPr>
-          <w:rFonts w:ascii="宋体" w:eastAsia="宋体" w:hAnsi="宋体"/>
+          <w:rFonts w:ascii="宋体" w:eastAsia="宋体" w:hAnsi="宋体" w:hint="eastAsia"/>
           <w:sz w:val="18"/>
           <w:szCs w:val="18"/>
         </w:rPr>
@@ -1128,7 +1424,7 @@
     <w:p>
       <w:pPr>
         <w:rPr>
-          <w:rFonts w:ascii="宋体" w:eastAsia="宋体" w:hAnsi="宋体"/>
+          <w:rFonts w:ascii="宋体" w:eastAsia="宋体" w:hAnsi="宋体" w:hint="eastAsia"/>
           <w:sz w:val="18"/>
           <w:szCs w:val="18"/>
         </w:rPr>
@@ -1145,7 +1441,7 @@
     <w:p>
       <w:pPr>
         <w:rPr>
-          <w:rFonts w:ascii="宋体" w:eastAsia="宋体" w:hAnsi="宋体"/>
+          <w:rFonts w:ascii="宋体" w:eastAsia="宋体" w:hAnsi="宋体" w:hint="eastAsia"/>
           <w:sz w:val="18"/>
           <w:szCs w:val="18"/>
         </w:rPr>
@@ -1165,7 +1461,7 @@
     <w:p>
       <w:pPr>
         <w:rPr>
-          <w:rFonts w:ascii="宋体" w:eastAsia="宋体" w:hAnsi="宋体"/>
+          <w:rFonts w:ascii="宋体" w:eastAsia="宋体" w:hAnsi="宋体" w:hint="eastAsia"/>
           <w:sz w:val="18"/>
           <w:szCs w:val="18"/>
         </w:rPr>
@@ -1182,7 +1478,7 @@
     <w:p>
       <w:pPr>
         <w:rPr>
-          <w:rFonts w:ascii="宋体" w:eastAsia="宋体" w:hAnsi="宋体"/>
+          <w:rFonts w:ascii="宋体" w:eastAsia="宋体" w:hAnsi="宋体" w:hint="eastAsia"/>
           <w:sz w:val="18"/>
           <w:szCs w:val="18"/>
         </w:rPr>
@@ -1202,7 +1498,7 @@
     <w:p>
       <w:pPr>
         <w:rPr>
-          <w:rFonts w:ascii="宋体" w:eastAsia="宋体" w:hAnsi="宋体"/>
+          <w:rFonts w:ascii="宋体" w:eastAsia="宋体" w:hAnsi="宋体" w:hint="eastAsia"/>
           <w:sz w:val="28"/>
           <w:szCs w:val="28"/>
         </w:rPr>
@@ -1982,6 +2278,7 @@
   <w:style w:type="character" w:default="1" w:styleId="a0">
     <w:name w:val="Default Paragraph Font"/>
     <w:uiPriority w:val="1"/>
+    <w:semiHidden/>
     <w:unhideWhenUsed/>
   </w:style>
   <w:style w:type="table" w:default="1" w:styleId="a1">

--- a/README.docx
+++ b/README.docx
@@ -467,7 +467,7 @@
                     <pic:cNvPicPr/>
                   </pic:nvPicPr>
                   <pic:blipFill>
-                    <a:blip r:embed="rId5" cstate="print">
+                    <a:blip r:embed="rId7" cstate="print">
                       <a:extLst>
                         <a:ext uri="{28A0092B-C50C-407E-A947-70E740481C1C}">
                           <a14:useLocalDpi xmlns:a14="http://schemas.microsoft.com/office/drawing/2010/main" val="0"/>
@@ -525,7 +525,23 @@
           <w:sz w:val="18"/>
           <w:szCs w:val="18"/>
         </w:rPr>
-        <w:t>核心功能：利用 K230 芯片配合 CANMV，在工业场景下实现矿洞安全检测，以及渔场作业船只的视觉直线自动巡航。</w:t>
+        <w:t>核心功能：利用 K230 芯片配合 CANMV，在工业场景下实现矿洞安全检测，以及渔场作业船只的视觉直线自动巡航</w:t>
+      </w:r>
+      <w:r>
+        <w:rPr>
+          <w:rFonts w:ascii="宋体" w:eastAsia="宋体" w:hAnsi="宋体" w:hint="eastAsia"/>
+          <w:sz w:val="18"/>
+          <w:szCs w:val="18"/>
+        </w:rPr>
+        <w:t>（3m/s）</w:t>
+      </w:r>
+      <w:r>
+        <w:rPr>
+          <w:rFonts w:ascii="宋体" w:eastAsia="宋体" w:hAnsi="宋体"/>
+          <w:sz w:val="18"/>
+          <w:szCs w:val="18"/>
+        </w:rPr>
+        <w:t>。</w:t>
       </w:r>
     </w:p>
     <w:p>
@@ -560,7 +576,7 @@
                     <pic:cNvPicPr/>
                   </pic:nvPicPr>
                   <pic:blipFill>
-                    <a:blip r:embed="rId6" cstate="print">
+                    <a:blip r:embed="rId8" cstate="print">
                       <a:extLst>
                         <a:ext uri="{28A0092B-C50C-407E-A947-70E740481C1C}">
                           <a14:useLocalDpi xmlns:a14="http://schemas.microsoft.com/office/drawing/2010/main" val="0"/>
@@ -609,7 +625,7 @@
                     <pic:cNvPicPr/>
                   </pic:nvPicPr>
                   <pic:blipFill>
-                    <a:blip r:embed="rId7" cstate="print">
+                    <a:blip r:embed="rId9" cstate="print">
                       <a:extLst>
                         <a:ext uri="{28A0092B-C50C-407E-A947-70E740481C1C}">
                           <a14:useLocalDpi xmlns:a14="http://schemas.microsoft.com/office/drawing/2010/main" val="0"/>
@@ -718,7 +734,7 @@
                     <pic:cNvPicPr/>
                   </pic:nvPicPr>
                   <pic:blipFill>
-                    <a:blip r:embed="rId8">
+                    <a:blip r:embed="rId10">
                       <a:extLst>
                         <a:ext uri="{28A0092B-C50C-407E-A947-70E740481C1C}">
                           <a14:useLocalDpi xmlns:a14="http://schemas.microsoft.com/office/drawing/2010/main" val="0"/>
@@ -767,7 +783,7 @@
                     <pic:cNvPicPr/>
                   </pic:nvPicPr>
                   <pic:blipFill>
-                    <a:blip r:embed="rId9">
+                    <a:blip r:embed="rId11">
                       <a:extLst>
                         <a:ext uri="{28A0092B-C50C-407E-A947-70E740481C1C}">
                           <a14:useLocalDpi xmlns:a14="http://schemas.microsoft.com/office/drawing/2010/main" val="0"/>
@@ -1014,24 +1030,72 @@
           <w:sz w:val="18"/>
           <w:szCs w:val="18"/>
         </w:rPr>
-        <w:t>，结合 YOLO 26 模型，提取压线、膨胀、视差等仿生直觉信息。完美实现低成本、低延迟的高速避障与紧急刹停。</w:t>
-      </w:r>
-    </w:p>
-    <w:p>
-      <w:pPr>
-        <w:rPr>
-          <w:rFonts w:ascii="宋体" w:eastAsia="宋体" w:hAnsi="宋体" w:hint="eastAsia"/>
-          <w:sz w:val="18"/>
-          <w:szCs w:val="18"/>
-        </w:rPr>
-      </w:pPr>
-      <w:r>
-        <w:rPr>
-          <w:rFonts w:ascii="宋体" w:eastAsia="宋体" w:hAnsi="宋体"/>
-          <w:sz w:val="18"/>
-          <w:szCs w:val="18"/>
-        </w:rPr>
-        <w:t>物理层突破：成功解决高速视频流传输中的 DC 均衡编码断链问题，以及恶劣环境</w:t>
+        <w:t>，结合 YOLO 26 模型</w:t>
+      </w:r>
+      <w:r>
+        <w:rPr>
+          <w:rFonts w:ascii="宋体" w:eastAsia="宋体" w:hAnsi="宋体" w:hint="eastAsia"/>
+          <w:sz w:val="18"/>
+          <w:szCs w:val="18"/>
+        </w:rPr>
+        <w:t>（INT8量化损失小于2%）</w:t>
+      </w:r>
+      <w:r>
+        <w:rPr>
+          <w:rFonts w:ascii="宋体" w:eastAsia="宋体" w:hAnsi="宋体"/>
+          <w:sz w:val="18"/>
+          <w:szCs w:val="18"/>
+        </w:rPr>
+        <w:t>，提取压线、膨胀、视差等仿生直觉信息。完美实现低成本、低延迟的</w:t>
+      </w:r>
+      <w:r>
+        <w:rPr>
+          <w:rFonts w:ascii="宋体" w:eastAsia="宋体" w:hAnsi="宋体" w:hint="eastAsia"/>
+          <w:sz w:val="18"/>
+          <w:szCs w:val="18"/>
+        </w:rPr>
+        <w:t>（90FPS）（2m/s）</w:t>
+      </w:r>
+      <w:r>
+        <w:rPr>
+          <w:rFonts w:ascii="宋体" w:eastAsia="宋体" w:hAnsi="宋体"/>
+          <w:sz w:val="18"/>
+          <w:szCs w:val="18"/>
+        </w:rPr>
+        <w:t>高速避障与紧急刹停。</w:t>
+      </w:r>
+    </w:p>
+    <w:p>
+      <w:pPr>
+        <w:rPr>
+          <w:rFonts w:ascii="宋体" w:eastAsia="宋体" w:hAnsi="宋体" w:hint="eastAsia"/>
+          <w:sz w:val="18"/>
+          <w:szCs w:val="18"/>
+        </w:rPr>
+      </w:pPr>
+      <w:r>
+        <w:rPr>
+          <w:rFonts w:ascii="宋体" w:eastAsia="宋体" w:hAnsi="宋体"/>
+          <w:sz w:val="18"/>
+          <w:szCs w:val="18"/>
+        </w:rPr>
+        <w:t>物理层突破：解决高速视频流传输中的 DC 均衡编码断链问题，</w:t>
+      </w:r>
+      <w:r>
+        <w:rPr>
+          <w:rFonts w:ascii="宋体" w:eastAsia="宋体" w:hAnsi="宋体" w:hint="eastAsia"/>
+          <w:sz w:val="18"/>
+          <w:szCs w:val="18"/>
+        </w:rPr>
+        <w:t>HUB结构导致的掉线问题。</w:t>
+      </w:r>
+      <w:r>
+        <w:rPr>
+          <w:rFonts w:ascii="宋体" w:eastAsia="宋体" w:hAnsi="宋体"/>
+          <w:sz w:val="18"/>
+          <w:szCs w:val="18"/>
+        </w:rPr>
+        <w:t>以及恶劣环境</w:t>
       </w:r>
       <w:proofErr w:type="gramStart"/>
       <w:r>
@@ -1083,7 +1147,7 @@
                     <pic:cNvPicPr/>
                   </pic:nvPicPr>
                   <pic:blipFill>
-                    <a:blip r:embed="rId10" cstate="print">
+                    <a:blip r:embed="rId12" cstate="print">
                       <a:extLst>
                         <a:ext uri="{28A0092B-C50C-407E-A947-70E740481C1C}">
                           <a14:useLocalDpi xmlns:a14="http://schemas.microsoft.com/office/drawing/2010/main" val="0"/>
@@ -1206,7 +1270,7 @@
           <w:szCs w:val="18"/>
         </w:rPr>
       </w:pPr>
-      <w:hyperlink r:id="rId11" w:tgtFrame="_blank" w:history="1">
+      <w:hyperlink r:id="rId13" w:tgtFrame="_blank" w:history="1">
         <w:r>
           <w:rPr>
             <w:rStyle w:val="ae"/>
@@ -1243,7 +1307,7 @@
           <w:szCs w:val="18"/>
         </w:rPr>
       </w:pPr>
-      <w:hyperlink r:id="rId12" w:tgtFrame="_blank" w:history="1">
+      <w:hyperlink r:id="rId14" w:tgtFrame="_blank" w:history="1">
         <w:r>
           <w:rPr>
             <w:rStyle w:val="ae"/>
@@ -1298,7 +1362,7 @@
           <w:szCs w:val="18"/>
         </w:rPr>
       </w:pPr>
-      <w:hyperlink r:id="rId13" w:tgtFrame="_blank" w:history="1">
+      <w:hyperlink r:id="rId15" w:tgtFrame="_blank" w:history="1">
         <w:r>
           <w:rPr>
             <w:rStyle w:val="ae"/>
@@ -1335,7 +1399,7 @@
           <w:szCs w:val="18"/>
         </w:rPr>
       </w:pPr>
-      <w:hyperlink r:id="rId14" w:tgtFrame="_blank" w:history="1">
+      <w:hyperlink r:id="rId16" w:tgtFrame="_blank" w:history="1">
         <w:r>
           <w:rPr>
             <w:rStyle w:val="ae"/>
@@ -1372,7 +1436,7 @@
           <w:szCs w:val="18"/>
         </w:rPr>
       </w:pPr>
-      <w:hyperlink r:id="rId15" w:tgtFrame="_blank" w:history="1">
+      <w:hyperlink r:id="rId17" w:tgtFrame="_blank" w:history="1">
         <w:r>
           <w:rPr>
             <w:rStyle w:val="ae"/>
@@ -1409,7 +1473,7 @@
           <w:szCs w:val="18"/>
         </w:rPr>
       </w:pPr>
-      <w:hyperlink r:id="rId16" w:tgtFrame="_blank" w:history="1">
+      <w:hyperlink r:id="rId18" w:tgtFrame="_blank" w:history="1">
         <w:r>
           <w:rPr>
             <w:rStyle w:val="ae"/>
@@ -1446,7 +1510,7 @@
           <w:szCs w:val="18"/>
         </w:rPr>
       </w:pPr>
-      <w:hyperlink r:id="rId17" w:tgtFrame="_blank" w:history="1">
+      <w:hyperlink r:id="rId19" w:tgtFrame="_blank" w:history="1">
         <w:r>
           <w:rPr>
             <w:rStyle w:val="ae"/>
@@ -1483,7 +1547,7 @@
           <w:szCs w:val="18"/>
         </w:rPr>
       </w:pPr>
-      <w:hyperlink r:id="rId18" w:tgtFrame="_blank" w:history="1">
+      <w:hyperlink r:id="rId20" w:tgtFrame="_blank" w:history="1">
         <w:r>
           <w:rPr>
             <w:rStyle w:val="ae"/>
@@ -1512,6 +1576,68 @@
     </w:sectPr>
   </w:body>
 </w:document>
+</file>
+
+<file path=word/endnotes.xml><?xml version="1.0" encoding="utf-8"?>
+<w:endnotes xmlns:wpc="http://schemas.microsoft.com/office/word/2010/wordprocessingCanvas" xmlns:cx="http://schemas.microsoft.com/office/drawing/2014/chartex" xmlns:cx1="http://schemas.microsoft.com/office/drawing/2015/9/8/chartex" xmlns:cx2="http://schemas.microsoft.com/office/drawing/2015/10/21/chartex" xmlns:cx3="http://schemas.microsoft.com/office/drawing/2016/5/9/chartex" xmlns:cx4="http://schemas.microsoft.com/office/drawing/2016/5/10/chartex" xmlns:cx5="http://schemas.microsoft.com/office/drawing/2016/5/11/chartex" xmlns:cx6="http://schemas.microsoft.com/office/drawing/2016/5/12/chartex" xmlns:cx7="http://schemas.microsoft.com/office/drawing/2016/5/13/chartex" xmlns:cx8="http://schemas.microsoft.com/office/drawing/2016/5/14/chartex" xmlns:mc="http://schemas.openxmlformats.org/markup-compatibility/2006" xmlns:aink="http://schemas.microsoft.com/office/drawing/2016/ink" xmlns:am3d="http://schemas.microsoft.com/office/drawing/2017/model3d" xmlns:o="urn:schemas-microsoft-com:office:office" xmlns:oel="http://schemas.microsoft.com/office/2019/extlst" xmlns:r="http://schemas.openxmlformats.org/officeDocument/2006/relationships" xmlns:m="http://schemas.openxmlformats.org/officeDocument/2006/math" xmlns:v="urn:schemas-microsoft-com:vml" xmlns:wp14="http://schemas.microsoft.com/office/word/2010/wordprocessingDrawing" xmlns:wp="http://schemas.openxmlformats.org/drawingml/2006/wordprocessingDrawing" xmlns:w10="urn:schemas-microsoft-com:office:word" xmlns:w="http://schemas.openxmlformats.org/wordprocessingml/2006/main" xmlns:w14="http://schemas.microsoft.com/office/word/2010/wordml" xmlns:w15="http://schemas.microsoft.com/office/word/2012/wordml" xmlns:w16cex="http://schemas.microsoft.com/office/word/2018/wordml/cex" xmlns:w16cid="http://schemas.microsoft.com/office/word/2016/wordml/cid" xmlns:w16="http://schemas.microsoft.com/office/word/2018/wordml" xmlns:w16du="http://schemas.microsoft.com/office/word/2023/wordml/word16du" xmlns:w16sdtdh="http://schemas.microsoft.com/office/word/2020/wordml/sdtdatahash" xmlns:w16sdtfl="http://schemas.microsoft.com/office/word/2024/wordml/sdtformatlock" xmlns:w16se="http://schemas.microsoft.com/office/word/2015/wordml/symex" xmlns:wpg="http://schemas.microsoft.com/office/word/2010/wordprocessingGroup" xmlns:wpi="http://schemas.microsoft.com/office/word/2010/wordprocessingInk" xmlns:wne="http://schemas.microsoft.com/office/word/2006/wordml" xmlns:wps="http://schemas.microsoft.com/office/word/2010/wordprocessingShape" mc:Ignorable="w14 w15 w16se w16cid w16 w16cex w16sdtdh w16sdtfl w16du wp14">
+  <w:endnote w:type="separator" w:id="-1">
+    <w:p>
+      <w:pPr>
+        <w:spacing w:after="0" w:line="240" w:lineRule="auto"/>
+        <w:rPr>
+          <w:rFonts w:hint="eastAsia"/>
+        </w:rPr>
+      </w:pPr>
+      <w:r>
+        <w:separator/>
+      </w:r>
+    </w:p>
+  </w:endnote>
+  <w:endnote w:type="continuationSeparator" w:id="0">
+    <w:p>
+      <w:pPr>
+        <w:spacing w:after="0" w:line="240" w:lineRule="auto"/>
+        <w:rPr>
+          <w:rFonts w:hint="eastAsia"/>
+        </w:rPr>
+      </w:pPr>
+      <w:r>
+        <w:continuationSeparator/>
+      </w:r>
+    </w:p>
+  </w:endnote>
+</w:endnotes>
+</file>
+
+<file path=word/footnotes.xml><?xml version="1.0" encoding="utf-8"?>
+<w:footnotes xmlns:wpc="http://schemas.microsoft.com/office/word/2010/wordprocessingCanvas" xmlns:cx="http://schemas.microsoft.com/office/drawing/2014/chartex" xmlns:cx1="http://schemas.microsoft.com/office/drawing/2015/9/8/chartex" xmlns:cx2="http://schemas.microsoft.com/office/drawing/2015/10/21/chartex" xmlns:cx3="http://schemas.microsoft.com/office/drawing/2016/5/9/chartex" xmlns:cx4="http://schemas.microsoft.com/office/drawing/2016/5/10/chartex" xmlns:cx5="http://schemas.microsoft.com/office/drawing/2016/5/11/chartex" xmlns:cx6="http://schemas.microsoft.com/office/drawing/2016/5/12/chartex" xmlns:cx7="http://schemas.microsoft.com/office/drawing/2016/5/13/chartex" xmlns:cx8="http://schemas.microsoft.com/office/drawing/2016/5/14/chartex" xmlns:mc="http://schemas.openxmlformats.org/markup-compatibility/2006" xmlns:aink="http://schemas.microsoft.com/office/drawing/2016/ink" xmlns:am3d="http://schemas.microsoft.com/office/drawing/2017/model3d" xmlns:o="urn:schemas-microsoft-com:office:office" xmlns:oel="http://schemas.microsoft.com/office/2019/extlst" xmlns:r="http://schemas.openxmlformats.org/officeDocument/2006/relationships" xmlns:m="http://schemas.openxmlformats.org/officeDocument/2006/math" xmlns:v="urn:schemas-microsoft-com:vml" xmlns:wp14="http://schemas.microsoft.com/office/word/2010/wordprocessingDrawing" xmlns:wp="http://schemas.openxmlformats.org/drawingml/2006/wordprocessingDrawing" xmlns:w10="urn:schemas-microsoft-com:office:word" xmlns:w="http://schemas.openxmlformats.org/wordprocessingml/2006/main" xmlns:w14="http://schemas.microsoft.com/office/word/2010/wordml" xmlns:w15="http://schemas.microsoft.com/office/word/2012/wordml" xmlns:w16cex="http://schemas.microsoft.com/office/word/2018/wordml/cex" xmlns:w16cid="http://schemas.microsoft.com/office/word/2016/wordml/cid" xmlns:w16="http://schemas.microsoft.com/office/word/2018/wordml" xmlns:w16du="http://schemas.microsoft.com/office/word/2023/wordml/word16du" xmlns:w16sdtdh="http://schemas.microsoft.com/office/word/2020/wordml/sdtdatahash" xmlns:w16sdtfl="http://schemas.microsoft.com/office/word/2024/wordml/sdtformatlock" xmlns:w16se="http://schemas.microsoft.com/office/word/2015/wordml/symex" xmlns:wpg="http://schemas.microsoft.com/office/word/2010/wordprocessingGroup" xmlns:wpi="http://schemas.microsoft.com/office/word/2010/wordprocessingInk" xmlns:wne="http://schemas.microsoft.com/office/word/2006/wordml" xmlns:wps="http://schemas.microsoft.com/office/word/2010/wordprocessingShape" mc:Ignorable="w14 w15 w16se w16cid w16 w16cex w16sdtdh w16sdtfl w16du wp14">
+  <w:footnote w:type="separator" w:id="-1">
+    <w:p>
+      <w:pPr>
+        <w:spacing w:after="0" w:line="240" w:lineRule="auto"/>
+        <w:rPr>
+          <w:rFonts w:hint="eastAsia"/>
+        </w:rPr>
+      </w:pPr>
+      <w:r>
+        <w:separator/>
+      </w:r>
+    </w:p>
+  </w:footnote>
+  <w:footnote w:type="continuationSeparator" w:id="0">
+    <w:p>
+      <w:pPr>
+        <w:spacing w:after="0" w:line="240" w:lineRule="auto"/>
+        <w:rPr>
+          <w:rFonts w:hint="eastAsia"/>
+        </w:rPr>
+      </w:pPr>
+      <w:r>
+        <w:continuationSeparator/>
+      </w:r>
+    </w:p>
+  </w:footnote>
+</w:footnotes>
 </file>
 
 <file path=word/numbering.xml><?xml version="1.0" encoding="utf-8"?>
@@ -2618,6 +2744,69 @@
       <w:shd w:val="clear" w:color="auto" w:fill="E1DFDD"/>
     </w:rPr>
   </w:style>
+  <w:style w:type="paragraph" w:styleId="af0">
+    <w:name w:val="header"/>
+    <w:basedOn w:val="a"/>
+    <w:link w:val="af1"/>
+    <w:uiPriority w:val="99"/>
+    <w:unhideWhenUsed/>
+    <w:rsid w:val="002C160D"/>
+    <w:pPr>
+      <w:tabs>
+        <w:tab w:val="center" w:pos="4153"/>
+        <w:tab w:val="right" w:pos="8306"/>
+      </w:tabs>
+      <w:snapToGrid w:val="0"/>
+      <w:spacing w:line="240" w:lineRule="auto"/>
+      <w:jc w:val="center"/>
+    </w:pPr>
+    <w:rPr>
+      <w:sz w:val="18"/>
+      <w:szCs w:val="18"/>
+    </w:rPr>
+  </w:style>
+  <w:style w:type="character" w:customStyle="1" w:styleId="af1">
+    <w:name w:val="页眉 字符"/>
+    <w:basedOn w:val="a0"/>
+    <w:link w:val="af0"/>
+    <w:uiPriority w:val="99"/>
+    <w:rsid w:val="002C160D"/>
+    <w:rPr>
+      <w:sz w:val="18"/>
+      <w:szCs w:val="18"/>
+    </w:rPr>
+  </w:style>
+  <w:style w:type="paragraph" w:styleId="af2">
+    <w:name w:val="footer"/>
+    <w:basedOn w:val="a"/>
+    <w:link w:val="af3"/>
+    <w:uiPriority w:val="99"/>
+    <w:unhideWhenUsed/>
+    <w:rsid w:val="002C160D"/>
+    <w:pPr>
+      <w:tabs>
+        <w:tab w:val="center" w:pos="4153"/>
+        <w:tab w:val="right" w:pos="8306"/>
+      </w:tabs>
+      <w:snapToGrid w:val="0"/>
+      <w:spacing w:line="240" w:lineRule="auto"/>
+    </w:pPr>
+    <w:rPr>
+      <w:sz w:val="18"/>
+      <w:szCs w:val="18"/>
+    </w:rPr>
+  </w:style>
+  <w:style w:type="character" w:customStyle="1" w:styleId="af3">
+    <w:name w:val="页脚 字符"/>
+    <w:basedOn w:val="a0"/>
+    <w:link w:val="af2"/>
+    <w:uiPriority w:val="99"/>
+    <w:rsid w:val="002C160D"/>
+    <w:rPr>
+      <w:sz w:val="18"/>
+      <w:szCs w:val="18"/>
+    </w:rPr>
+  </w:style>
 </w:styles>
 </file>
 
